--- a/PP-salygos/templates/PRIEDAI_LT_SUTARTYS.docx
+++ b/PP-salygos/templates/PRIEDAI_LT_SUTARTYS.docx
@@ -155,6 +155,7 @@
                 <w:szCs w:val="20"/>
               </w:rPr>
             </w:pPr>
+            <w:commentRangeStart w:id="1"/>
             <w:r>
               <w:rPr>
                 <w:rFonts w:ascii="Arial" w:hAnsi="Arial" w:cs="Arial"/>
@@ -186,7 +187,31 @@
                 <w:sz w:val="20"/>
                 <w:szCs w:val="20"/>
               </w:rPr>
-              <w:t>punktą (nurodant ir vykdytų sutarčių pavadinimą) /</w:t>
+              <w:t xml:space="preserve">punktą (nurodant ir vykdytų sutarčių pavadinimą) </w:t>
+            </w:r>
+            <w:commentRangeEnd w:id="1"/>
+            <w:r>
+              <w:rPr>
+                <w:rStyle w:val="CommentReference"/>
+                <w:rFonts w:ascii="Arial" w:hAnsi="Arial" w:cs="Arial"/>
+                <w:b/>
+                <w:bCs/>
+                <w:color w:val="000000"/>
+                <w:sz w:val="20"/>
+                <w:szCs w:val="20"/>
+              </w:rPr>
+              <w:commentReference w:id="1"/>
+            </w:r>
+            <w:r>
+              <w:rPr>
+                <w:rFonts w:ascii="Arial" w:hAnsi="Arial" w:cs="Arial"/>
+                <w:b/>
+                <w:bCs/>
+                <w:color w:val="000000"/>
+                <w:sz w:val="20"/>
+                <w:szCs w:val="20"/>
+              </w:rPr>
+              <w:t>/</w:t>
             </w:r>
           </w:p>
           <w:p>
@@ -1258,6 +1283,7 @@
       </w:r>
     </w:p>
     <w:sectPr>
+      <w:headerReference w:type="default" r:id="rId10"/>
       <w:type w:val="continuous"/>
       <w:pgSz w:w="16838" w:h="11906" w:orient="landscape"/>
       <w:pgMar w:top="1134" w:right="1440" w:bottom="1440" w:left="1440" w:header="567" w:footer="567" w:gutter="0"/>
@@ -1268,6 +1294,39 @@
 </w:document>
 </file>
 
+<file path=word/comments.xml><?xml version="1.0" encoding="utf-8"?>
+<w:comments xmlns:wpc="http://schemas.microsoft.com/office/word/2010/wordprocessingCanvas" xmlns:cx="http://schemas.microsoft.com/office/drawing/2014/chartex" xmlns:cx1="http://schemas.microsoft.com/office/drawing/2015/9/8/chartex" xmlns:cx2="http://schemas.microsoft.com/office/drawing/2015/10/21/chartex" xmlns:cx3="http://schemas.microsoft.com/office/drawing/2016/5/9/chartex" xmlns:cx4="http://schemas.microsoft.com/office/drawing/2016/5/10/chartex" xmlns:cx5="http://schemas.microsoft.com/office/drawing/2016/5/11/chartex" xmlns:cx6="http://schemas.microsoft.com/office/drawing/2016/5/12/chartex" xmlns:cx7="http://schemas.microsoft.com/office/drawing/2016/5/13/chartex" xmlns:cx8="http://schemas.microsoft.com/office/drawing/2016/5/14/chartex" xmlns:mc="http://schemas.openxmlformats.org/markup-compatibility/2006" xmlns:aink="http://schemas.microsoft.com/office/drawing/2016/ink" xmlns:am3d="http://schemas.microsoft.com/office/drawing/2017/model3d" xmlns:o="urn:schemas-microsoft-com:office:office" xmlns:oel="http://schemas.microsoft.com/office/2019/extlst" xmlns:r="http://schemas.openxmlformats.org/officeDocument/2006/relationships" xmlns:m="http://schemas.openxmlformats.org/officeDocument/2006/math" xmlns:v="urn:schemas-microsoft-com:vml" xmlns:wp14="http://schemas.microsoft.com/office/word/2010/wordprocessingDrawing" xmlns:wp="http://schemas.openxmlformats.org/drawingml/2006/wordprocessingDrawing" xmlns:w10="urn:schemas-microsoft-com:office:word" xmlns:w="http://schemas.openxmlformats.org/wordprocessingml/2006/main" xmlns:w14="http://schemas.microsoft.com/office/word/2010/wordml" xmlns:w15="http://schemas.microsoft.com/office/word/2012/wordml" xmlns:w16cex="http://schemas.microsoft.com/office/word/2018/wordml/cex" xmlns:w16cid="http://schemas.microsoft.com/office/word/2016/wordml/cid" xmlns:w16="http://schemas.microsoft.com/office/word/2018/wordml" xmlns:w16du="http://schemas.microsoft.com/office/word/2023/wordml/word16du" xmlns:w16sdtdh="http://schemas.microsoft.com/office/word/2020/wordml/sdtdatahash" xmlns:w16sdtfl="http://schemas.microsoft.com/office/word/2024/wordml/sdtformatlock" xmlns:w16se="http://schemas.microsoft.com/office/word/2015/wordml/symex" xmlns:wpg="http://schemas.microsoft.com/office/word/2010/wordprocessingGroup" xmlns:wpi="http://schemas.microsoft.com/office/word/2010/wordprocessingInk" xmlns:wne="http://schemas.microsoft.com/office/word/2006/wordml" xmlns:wps="http://schemas.microsoft.com/office/word/2010/wordprocessingShape" mc:Ignorable="w14 w15 w16se w16cid w16 w16cex w16sdtdh w16sdtfl w16du wp14">
+  <w:comment w:id="1" w:author="Author" w:initials="A">
+    <w:p>
+      <w:pPr>
+        <w:pStyle w:val="CommentText"/>
+      </w:pPr>
+      <w:r>
+        <w:rPr>
+          <w:rStyle w:val="CommentReference"/>
+        </w:rPr>
+        <w:annotationRef/>
+      </w:r>
+      <w:r>
+        <w:t>Lentelės stulpelių pavadinimus adaptuoti pagal pirkimo objektą (prekės/paslaugos/darbai) ir pagal atitinkamo kvalifikacijos reikalavimo turinį</w:t>
+      </w:r>
+    </w:p>
+  </w:comment>
+</w:comments>
+</file>
+
+<file path=word/commentsExtended.xml><?xml version="1.0" encoding="utf-8"?>
+<w15:commentsEx xmlns:wpc="http://schemas.microsoft.com/office/word/2010/wordprocessingCanvas" xmlns:cx="http://schemas.microsoft.com/office/drawing/2014/chartex" xmlns:cx1="http://schemas.microsoft.com/office/drawing/2015/9/8/chartex" xmlns:cx2="http://schemas.microsoft.com/office/drawing/2015/10/21/chartex" xmlns:cx3="http://schemas.microsoft.com/office/drawing/2016/5/9/chartex" xmlns:cx4="http://schemas.microsoft.com/office/drawing/2016/5/10/chartex" xmlns:cx5="http://schemas.microsoft.com/office/drawing/2016/5/11/chartex" xmlns:cx6="http://schemas.microsoft.com/office/drawing/2016/5/12/chartex" xmlns:cx7="http://schemas.microsoft.com/office/drawing/2016/5/13/chartex" xmlns:cx8="http://schemas.microsoft.com/office/drawing/2016/5/14/chartex" xmlns:mc="http://schemas.openxmlformats.org/markup-compatibility/2006" xmlns:aink="http://schemas.microsoft.com/office/drawing/2016/ink" xmlns:am3d="http://schemas.microsoft.com/office/drawing/2017/model3d" xmlns:o="urn:schemas-microsoft-com:office:office" xmlns:oel="http://schemas.microsoft.com/office/2019/extlst" xmlns:r="http://schemas.openxmlformats.org/officeDocument/2006/relationships" xmlns:m="http://schemas.openxmlformats.org/officeDocument/2006/math" xmlns:v="urn:schemas-microsoft-com:vml" xmlns:wp14="http://schemas.microsoft.com/office/word/2010/wordprocessingDrawing" xmlns:wp="http://schemas.openxmlformats.org/drawingml/2006/wordprocessingDrawing" xmlns:w10="urn:schemas-microsoft-com:office:word" xmlns:w="http://schemas.openxmlformats.org/wordprocessingml/2006/main" xmlns:w14="http://schemas.microsoft.com/office/word/2010/wordml" xmlns:w15="http://schemas.microsoft.com/office/word/2012/wordml" xmlns:w16cex="http://schemas.microsoft.com/office/word/2018/wordml/cex" xmlns:w16cid="http://schemas.microsoft.com/office/word/2016/wordml/cid" xmlns:w16="http://schemas.microsoft.com/office/word/2018/wordml" xmlns:w16du="http://schemas.microsoft.com/office/word/2023/wordml/word16du" xmlns:w16sdtdh="http://schemas.microsoft.com/office/word/2020/wordml/sdtdatahash" xmlns:w16sdtfl="http://schemas.microsoft.com/office/word/2024/wordml/sdtformatlock" xmlns:w16se="http://schemas.microsoft.com/office/word/2015/wordml/symex" xmlns:wpg="http://schemas.microsoft.com/office/word/2010/wordprocessingGroup" xmlns:wpi="http://schemas.microsoft.com/office/word/2010/wordprocessingInk" xmlns:wne="http://schemas.microsoft.com/office/word/2006/wordml" xmlns:wps="http://schemas.microsoft.com/office/word/2010/wordprocessingShape" mc:Ignorable="w14 w15 w16se w16cid w16 w16cex w16sdtdh w16sdtfl w16du wp14">
+  <w15:commentEx w15:paraId="4928B480" w15:done="0"/>
+</w15:commentsEx>
+</file>
+
+<file path=word/commentsIds.xml><?xml version="1.0" encoding="utf-8"?>
+<w16cid:commentsIds xmlns:wpc="http://schemas.microsoft.com/office/word/2010/wordprocessingCanvas" xmlns:cx="http://schemas.microsoft.com/office/drawing/2014/chartex" xmlns:cx1="http://schemas.microsoft.com/office/drawing/2015/9/8/chartex" xmlns:cx2="http://schemas.microsoft.com/office/drawing/2015/10/21/chartex" xmlns:cx3="http://schemas.microsoft.com/office/drawing/2016/5/9/chartex" xmlns:cx4="http://schemas.microsoft.com/office/drawing/2016/5/10/chartex" xmlns:cx5="http://schemas.microsoft.com/office/drawing/2016/5/11/chartex" xmlns:cx6="http://schemas.microsoft.com/office/drawing/2016/5/12/chartex" xmlns:cx7="http://schemas.microsoft.com/office/drawing/2016/5/13/chartex" xmlns:cx8="http://schemas.microsoft.com/office/drawing/2016/5/14/chartex" xmlns:mc="http://schemas.openxmlformats.org/markup-compatibility/2006" xmlns:aink="http://schemas.microsoft.com/office/drawing/2016/ink" xmlns:am3d="http://schemas.microsoft.com/office/drawing/2017/model3d" xmlns:o="urn:schemas-microsoft-com:office:office" xmlns:oel="http://schemas.microsoft.com/office/2019/extlst" xmlns:r="http://schemas.openxmlformats.org/officeDocument/2006/relationships" xmlns:m="http://schemas.openxmlformats.org/officeDocument/2006/math" xmlns:v="urn:schemas-microsoft-com:vml" xmlns:wp14="http://schemas.microsoft.com/office/word/2010/wordprocessingDrawing" xmlns:wp="http://schemas.openxmlformats.org/drawingml/2006/wordprocessingDrawing" xmlns:w10="urn:schemas-microsoft-com:office:word" xmlns:w="http://schemas.openxmlformats.org/wordprocessingml/2006/main" xmlns:w14="http://schemas.microsoft.com/office/word/2010/wordml" xmlns:w15="http://schemas.microsoft.com/office/word/2012/wordml" xmlns:w16cex="http://schemas.microsoft.com/office/word/2018/wordml/cex" xmlns:w16cid="http://schemas.microsoft.com/office/word/2016/wordml/cid" xmlns:w16="http://schemas.microsoft.com/office/word/2018/wordml" xmlns:w16du="http://schemas.microsoft.com/office/word/2023/wordml/word16du" xmlns:w16sdtdh="http://schemas.microsoft.com/office/word/2020/wordml/sdtdatahash" xmlns:w16sdtfl="http://schemas.microsoft.com/office/word/2024/wordml/sdtformatlock" xmlns:w16se="http://schemas.microsoft.com/office/word/2015/wordml/symex" xmlns:wpg="http://schemas.microsoft.com/office/word/2010/wordprocessingGroup" xmlns:wpi="http://schemas.microsoft.com/office/word/2010/wordprocessingInk" xmlns:wne="http://schemas.microsoft.com/office/word/2006/wordml" xmlns:wps="http://schemas.microsoft.com/office/word/2010/wordprocessingShape" mc:Ignorable="w14 w15 w16se w16cid w16 w16cex w16sdtdh w16sdtfl w16du wp14">
+  <w16cid:commentId w16cid:paraId="4928B480" w16cid:durableId="58AAA51F"/>
+</w16cid:commentsIds>
+</file>
+
 <file path=word/endnotes.xml><?xml version="1.0" encoding="utf-8"?>
 <w:endnotes xmlns:wpc="http://schemas.microsoft.com/office/word/2010/wordprocessingCanvas" xmlns:cx="http://schemas.microsoft.com/office/drawing/2014/chartex" xmlns:cx1="http://schemas.microsoft.com/office/drawing/2015/9/8/chartex" xmlns:cx2="http://schemas.microsoft.com/office/drawing/2015/10/21/chartex" xmlns:cx3="http://schemas.microsoft.com/office/drawing/2016/5/9/chartex" xmlns:cx4="http://schemas.microsoft.com/office/drawing/2016/5/10/chartex" xmlns:cx5="http://schemas.microsoft.com/office/drawing/2016/5/11/chartex" xmlns:cx6="http://schemas.microsoft.com/office/drawing/2016/5/12/chartex" xmlns:cx7="http://schemas.microsoft.com/office/drawing/2016/5/13/chartex" xmlns:cx8="http://schemas.microsoft.com/office/drawing/2016/5/14/chartex" xmlns:mc="http://schemas.openxmlformats.org/markup-compatibility/2006" xmlns:aink="http://schemas.microsoft.com/office/drawing/2016/ink" xmlns:am3d="http://schemas.microsoft.com/office/drawing/2017/model3d" xmlns:o="urn:schemas-microsoft-com:office:office" xmlns:oel="http://schemas.microsoft.com/office/2019/extlst" xmlns:r="http://schemas.openxmlformats.org/officeDocument/2006/relationships" xmlns:m="http://schemas.openxmlformats.org/officeDocument/2006/math" xmlns:v="urn:schemas-microsoft-com:vml" xmlns:wp14="http://schemas.microsoft.com/office/word/2010/wordprocessingDrawing" xmlns:wp="http://schemas.openxmlformats.org/drawingml/2006/wordprocessingDrawing" xmlns:w10="urn:schemas-microsoft-com:office:word" xmlns:w="http://schemas.openxmlformats.org/wordprocessingml/2006/main" xmlns:w14="http://schemas.microsoft.com/office/word/2010/wordml" xmlns:w15="http://schemas.microsoft.com/office/word/2012/wordml" xmlns:w16cex="http://schemas.microsoft.com/office/word/2018/wordml/cex" xmlns:w16cid="http://schemas.microsoft.com/office/word/2016/wordml/cid" xmlns:w16="http://schemas.microsoft.com/office/word/2018/wordml" xmlns:w16du="http://schemas.microsoft.com/office/word/2023/wordml/word16du" xmlns:w16sdtdh="http://schemas.microsoft.com/office/word/2020/wordml/sdtdatahash" xmlns:w16sdtfl="http://schemas.microsoft.com/office/word/2024/wordml/sdtformatlock" xmlns:w16se="http://schemas.microsoft.com/office/word/2015/wordml/symex" xmlns:wpg="http://schemas.microsoft.com/office/word/2010/wordprocessingGroup" xmlns:wpi="http://schemas.microsoft.com/office/word/2010/wordprocessingInk" xmlns:wne="http://schemas.microsoft.com/office/word/2006/wordml" xmlns:wps="http://schemas.microsoft.com/office/word/2010/wordprocessingShape" mc:Ignorable="w14 w15 w16se w16cid w16 w16cex w16sdtdh w16sdtfl w16du wp14">
   <w:endnote w:type="separator" w:id="-1">
@@ -1351,7 +1410,7 @@
       <w:r>
         <w:t xml:space="preserve"> </w:t>
       </w:r>
-      <w:bookmarkStart w:id="1" w:name="_Hlk112330898"/>
+      <w:bookmarkStart w:id="2" w:name="_Hlk112330898"/>
       <w:r>
         <w:rPr>
           <w:rFonts w:ascii="Trebuchet MS" w:hAnsi="Trebuchet MS"/>
@@ -1382,10 +1441,79 @@
         </w:rPr>
         <w:t>.</w:t>
       </w:r>
-      <w:bookmarkEnd w:id="1"/>
+      <w:bookmarkEnd w:id="2"/>
     </w:p>
   </w:footnote>
 </w:footnotes>
+</file>
+
+<file path=word/header1.xml><?xml version="1.0" encoding="utf-8"?>
+<w:hdr xmlns:wpc="http://schemas.microsoft.com/office/word/2010/wordprocessingCanvas" xmlns:cx="http://schemas.microsoft.com/office/drawing/2014/chartex" xmlns:cx1="http://schemas.microsoft.com/office/drawing/2015/9/8/chartex" xmlns:cx2="http://schemas.microsoft.com/office/drawing/2015/10/21/chartex" xmlns:cx3="http://schemas.microsoft.com/office/drawing/2016/5/9/chartex" xmlns:cx4="http://schemas.microsoft.com/office/drawing/2016/5/10/chartex" xmlns:cx5="http://schemas.microsoft.com/office/drawing/2016/5/11/chartex" xmlns:cx6="http://schemas.microsoft.com/office/drawing/2016/5/12/chartex" xmlns:cx7="http://schemas.microsoft.com/office/drawing/2016/5/13/chartex" xmlns:cx8="http://schemas.microsoft.com/office/drawing/2016/5/14/chartex" xmlns:mc="http://schemas.openxmlformats.org/markup-compatibility/2006" xmlns:aink="http://schemas.microsoft.com/office/drawing/2016/ink" xmlns:am3d="http://schemas.microsoft.com/office/drawing/2017/model3d" xmlns:o="urn:schemas-microsoft-com:office:office" xmlns:oel="http://schemas.microsoft.com/office/2019/extlst" xmlns:r="http://schemas.openxmlformats.org/officeDocument/2006/relationships" xmlns:m="http://schemas.openxmlformats.org/officeDocument/2006/math" xmlns:v="urn:schemas-microsoft-com:vml" xmlns:wp14="http://schemas.microsoft.com/office/word/2010/wordprocessingDrawing" xmlns:wp="http://schemas.openxmlformats.org/drawingml/2006/wordprocessingDrawing" xmlns:w10="urn:schemas-microsoft-com:office:word" xmlns:w="http://schemas.openxmlformats.org/wordprocessingml/2006/main" xmlns:w14="http://schemas.microsoft.com/office/word/2010/wordml" xmlns:w15="http://schemas.microsoft.com/office/word/2012/wordml" xmlns:w16cex="http://schemas.microsoft.com/office/word/2018/wordml/cex" xmlns:w16cid="http://schemas.microsoft.com/office/word/2016/wordml/cid" xmlns:w16="http://schemas.microsoft.com/office/word/2018/wordml" xmlns:w16du="http://schemas.microsoft.com/office/word/2023/wordml/word16du" xmlns:w16sdtdh="http://schemas.microsoft.com/office/word/2020/wordml/sdtdatahash" xmlns:w16sdtfl="http://schemas.microsoft.com/office/word/2024/wordml/sdtformatlock" xmlns:w16se="http://schemas.microsoft.com/office/word/2015/wordml/symex" xmlns:wpg="http://schemas.microsoft.com/office/word/2010/wordprocessingGroup" xmlns:wpi="http://schemas.microsoft.com/office/word/2010/wordprocessingInk" xmlns:wne="http://schemas.microsoft.com/office/word/2006/wordml" xmlns:wps="http://schemas.microsoft.com/office/word/2010/wordprocessingShape" mc:Ignorable="w14 w15 w16se w16cid w16 w16cex w16sdtdh w16sdtfl w16du wp14">
+  <w:p>
+    <w:pPr>
+      <w:spacing w:after="200" w:line="276" w:lineRule="auto"/>
+      <w:ind w:right="-926"/>
+      <w:jc w:val="right"/>
+      <w:rPr>
+        <w:rFonts w:cs="Arial"/>
+        <w:color w:val="000000"/>
+        <w:sz w:val="20"/>
+        <w:szCs w:val="20"/>
+        <w:u w:val="single"/>
+      </w:rPr>
+    </w:pPr>
+    <w:r>
+      <w:rPr>
+        <w:rFonts w:cs="Arial"/>
+        <w:color w:val="000000"/>
+        <w:sz w:val="20"/>
+        <w:szCs w:val="20"/>
+      </w:rPr>
+      <w:t xml:space="preserve"> </w:t>
+    </w:r>
+    <w:r>
+      <w:rPr>
+        <w:rFonts w:cs="Arial"/>
+        <w:color w:val="000000"/>
+        <w:sz w:val="20"/>
+        <w:szCs w:val="20"/>
+      </w:rPr>
+      <w:t xml:space="preserve">SPS </w:t>
+    </w:r>
+    <w:r>
+      <w:rPr>
+        <w:rFonts w:cs="Arial"/>
+        <w:color w:val="000000"/>
+        <w:sz w:val="20"/>
+        <w:szCs w:val="20"/>
+      </w:rPr>
+      <w:t>8</w:t>
+    </w:r>
+    <w:r>
+      <w:rPr>
+        <w:rFonts w:cs="Arial"/>
+        <w:color w:val="000000"/>
+        <w:sz w:val="20"/>
+        <w:szCs w:val="20"/>
+      </w:rPr>
+      <w:t xml:space="preserve"> </w:t>
+    </w:r>
+    <w:r>
+      <w:rPr>
+        <w:rFonts w:cs="Arial"/>
+        <w:color w:val="000000"/>
+        <w:sz w:val="20"/>
+        <w:szCs w:val="20"/>
+      </w:rPr>
+      <w:t xml:space="preserve">priedas </w:t>
+    </w:r>
+  </w:p>
+  <w:p>
+    <w:pPr>
+      <w:pStyle w:val="Header"/>
+    </w:pPr>
+  </w:p>
+</w:hdr>
 </file>
 
 <file path=word/numbering.xml><?xml version="1.0" encoding="utf-8"?>
